--- a/01_IDS_Lab/Intro to Data Science Lab 1.docx
+++ b/01_IDS_Lab/Intro to Data Science Lab 1.docx
@@ -387,15 +387,7 @@
           <w:sz w:val="40"/>
           <w:szCs w:val="40"/>
         </w:rPr>
-        <w:t xml:space="preserve">MS. </w:t>
-      </w:r>
-      <w:r>
-        <w:rPr>
-          <w:rFonts w:asciiTheme="majorBidi" w:hAnsiTheme="majorBidi" w:cstheme="majorBidi"/>
-          <w:sz w:val="40"/>
-          <w:szCs w:val="40"/>
-        </w:rPr>
-        <w:t>LARAIB WAHEED</w:t>
+        <w:t>MS. LARAIB WAHEED</w:t>
       </w:r>
     </w:p>
     <w:p/>
@@ -656,13 +648,7 @@
         <w:rPr>
           <w:rFonts w:asciiTheme="majorBidi" w:hAnsiTheme="majorBidi" w:cstheme="majorBidi"/>
         </w:rPr>
-        <w:t>Pandas → Data manipulation</w:t>
-      </w:r>
-      <w:r>
-        <w:rPr>
-          <w:rFonts w:asciiTheme="majorBidi" w:hAnsiTheme="majorBidi" w:cstheme="majorBidi"/>
-        </w:rPr>
-        <w:t xml:space="preserve"> &amp; analysis.</w:t>
+        <w:t>Pandas → Data manipulation &amp; analysis.</w:t>
       </w:r>
     </w:p>
     <w:p>
@@ -838,15 +824,7 @@
           <w:b/>
           <w:bCs/>
         </w:rPr>
-        <w:t xml:space="preserve">basic </w:t>
-      </w:r>
-      <w:r>
-        <w:rPr>
-          <w:rFonts w:asciiTheme="majorBidi" w:hAnsiTheme="majorBidi" w:cstheme="majorBidi"/>
-          <w:b/>
-          <w:bCs/>
-        </w:rPr>
-        <w:t>visualizations</w:t>
+        <w:t>basic visualizations</w:t>
       </w:r>
       <w:r>
         <w:rPr>
@@ -1006,15 +984,7 @@
           <w:b/>
           <w:bCs/>
         </w:rPr>
-        <w:t>Connection wit</w:t>
-      </w:r>
-      <w:r>
-        <w:rPr>
-          <w:rFonts w:asciiTheme="majorBidi" w:hAnsiTheme="majorBidi" w:cstheme="majorBidi"/>
-          <w:b/>
-          <w:bCs/>
-        </w:rPr>
-        <w:t>h Python Basics:</w:t>
+        <w:t>Connection with Python Basics:</w:t>
       </w:r>
       <w:r>
         <w:rPr>
@@ -1107,15 +1077,7 @@
           <w:b/>
           <w:bCs/>
         </w:rPr>
-        <w:t xml:space="preserve">a. </w:t>
-      </w:r>
-      <w:r>
-        <w:rPr>
-          <w:rFonts w:asciiTheme="majorBidi" w:hAnsiTheme="majorBidi" w:cstheme="majorBidi"/>
-          <w:b/>
-          <w:bCs/>
-        </w:rPr>
-        <w:t>.head()</w:t>
+        <w:t>a. .head()</w:t>
       </w:r>
     </w:p>
     <w:p>
@@ -1271,13 +1233,7 @@
         <w:rPr>
           <w:rFonts w:asciiTheme="majorBidi" w:hAnsiTheme="majorBidi" w:cstheme="majorBidi"/>
         </w:rPr>
-        <w:t>Useful for checking the most recent or last</w:t>
-      </w:r>
-      <w:r>
-        <w:rPr>
-          <w:rFonts w:asciiTheme="majorBidi" w:hAnsiTheme="majorBidi" w:cstheme="majorBidi"/>
-        </w:rPr>
-        <w:t xml:space="preserve"> records.</w:t>
+        <w:t>Useful for checking the most recent or last records.</w:t>
       </w:r>
     </w:p>
     <w:p>
@@ -1422,13 +1378,7 @@
         <w:rPr>
           <w:rFonts w:asciiTheme="majorBidi" w:hAnsiTheme="majorBidi" w:cstheme="majorBidi"/>
         </w:rPr>
-        <w:t>In Python, we use type() for a single variable; here, .info() give</w:t>
-      </w:r>
-      <w:r>
-        <w:rPr>
-          <w:rFonts w:asciiTheme="majorBidi" w:hAnsiTheme="majorBidi" w:cstheme="majorBidi"/>
-        </w:rPr>
-        <w:t>s types for the entire dataset.</w:t>
+        <w:t>In Python, we use type() for a single variable; here, .info() gives types for the entire dataset.</w:t>
       </w:r>
     </w:p>
     <w:p>
@@ -1775,13 +1725,7 @@
               <w:rPr>
                 <w:rFonts w:asciiTheme="majorBidi" w:hAnsiTheme="majorBidi" w:cstheme="majorBidi"/>
               </w:rPr>
-              <w:t>List slicing</w:t>
-            </w:r>
-            <w:r>
-              <w:rPr>
-                <w:rFonts w:asciiTheme="majorBidi" w:hAnsiTheme="majorBidi" w:cstheme="majorBidi"/>
-              </w:rPr>
-              <w:t xml:space="preserve"> → mylist[-5:]</w:t>
+              <w:t>List slicing → mylist[-5:]</w:t>
             </w:r>
           </w:p>
         </w:tc>
@@ -2042,15 +1986,7 @@
           <w:b/>
           <w:bCs/>
         </w:rPr>
-        <w:t xml:space="preserve">CSV file of </w:t>
-      </w:r>
-      <w:r>
-        <w:rPr>
-          <w:rFonts w:asciiTheme="majorBidi" w:hAnsiTheme="majorBidi" w:cstheme="majorBidi"/>
-          <w:b/>
-          <w:bCs/>
-        </w:rPr>
-        <w:t>students’ marks</w:t>
+        <w:t>CSV file of students’ marks</w:t>
       </w:r>
       <w:r>
         <w:rPr>
@@ -2090,6 +2026,8 @@
       <w:r>
         <w:rPr>
           <w:rFonts w:asciiTheme="majorBidi" w:hAnsiTheme="majorBidi" w:cstheme="majorBidi"/>
+          <w:noProof/>
+          <w:lang w:val="en-US"/>
         </w:rPr>
         <w:drawing>
           <wp:inline distT="0" distB="0" distL="0" distR="0" wp14:anchorId="5B25EF91" wp14:editId="59647BAB">
@@ -2159,6 +2097,8 @@
       <w:r>
         <w:rPr>
           <w:rFonts w:asciiTheme="majorBidi" w:hAnsiTheme="majorBidi" w:cstheme="majorBidi"/>
+          <w:noProof/>
+          <w:lang w:val="en-US"/>
         </w:rPr>
         <w:drawing>
           <wp:inline distT="0" distB="0" distL="0" distR="0" wp14:anchorId="7F547249" wp14:editId="4F2EEFE4">
@@ -2205,6 +2145,8 @@
       <w:r>
         <w:rPr>
           <w:rFonts w:asciiTheme="majorBidi" w:hAnsiTheme="majorBidi" w:cstheme="majorBidi"/>
+          <w:noProof/>
+          <w:lang w:val="en-US"/>
         </w:rPr>
         <w:drawing>
           <wp:inline distT="0" distB="0" distL="0" distR="0" wp14:anchorId="58060E11" wp14:editId="7CC9A451">
@@ -2275,6 +2217,8 @@
       <w:r>
         <w:rPr>
           <w:rFonts w:asciiTheme="majorBidi" w:hAnsiTheme="majorBidi" w:cstheme="majorBidi"/>
+          <w:noProof/>
+          <w:lang w:val="en-US"/>
         </w:rPr>
         <w:drawing>
           <wp:inline distT="0" distB="0" distL="0" distR="0" wp14:anchorId="5DEA85A3" wp14:editId="33E8BBD9">
@@ -2323,6 +2267,8 @@
       <w:r>
         <w:rPr>
           <w:rFonts w:asciiTheme="majorBidi" w:hAnsiTheme="majorBidi" w:cstheme="majorBidi"/>
+          <w:noProof/>
+          <w:lang w:val="en-US"/>
         </w:rPr>
         <w:drawing>
           <wp:inline distT="0" distB="0" distL="0" distR="0" wp14:anchorId="7A0EDB6A" wp14:editId="72324AAA">
@@ -2375,6 +2321,8 @@
       <w:r>
         <w:rPr>
           <w:rFonts w:asciiTheme="majorBidi" w:hAnsiTheme="majorBidi" w:cstheme="majorBidi"/>
+          <w:noProof/>
+          <w:lang w:val="en-US"/>
         </w:rPr>
         <w:drawing>
           <wp:inline distT="0" distB="0" distL="0" distR="0" wp14:anchorId="7A138E48" wp14:editId="5B466694">
@@ -2498,13 +2446,7 @@
         <w:rPr>
           <w:rFonts w:asciiTheme="majorBidi" w:hAnsiTheme="majorBidi" w:cstheme="majorBidi"/>
         </w:rPr>
-        <w:t>Load t</w:t>
-      </w:r>
-      <w:r>
-        <w:rPr>
-          <w:rFonts w:asciiTheme="majorBidi" w:hAnsiTheme="majorBidi" w:cstheme="majorBidi"/>
-        </w:rPr>
-        <w:t>he dataset into Pandas.</w:t>
+        <w:t>Load the dataset into Pandas.</w:t>
       </w:r>
     </w:p>
     <w:p>
@@ -2521,6 +2463,8 @@
       <w:r>
         <w:rPr>
           <w:rFonts w:asciiTheme="majorBidi" w:hAnsiTheme="majorBidi" w:cstheme="majorBidi"/>
+          <w:noProof/>
+          <w:lang w:val="en-US"/>
         </w:rPr>
         <w:drawing>
           <wp:inline distT="0" distB="0" distL="0" distR="0" wp14:anchorId="4D4239A0" wp14:editId="00A98A8B">
@@ -2589,6 +2533,8 @@
       <w:r>
         <w:rPr>
           <w:rFonts w:asciiTheme="majorBidi" w:hAnsiTheme="majorBidi" w:cstheme="majorBidi"/>
+          <w:noProof/>
+          <w:lang w:val="en-US"/>
         </w:rPr>
         <w:drawing>
           <wp:inline distT="0" distB="0" distL="0" distR="0" wp14:anchorId="290A7B51" wp14:editId="5D5840F7">
@@ -2640,6 +2586,8 @@
       <w:r>
         <w:rPr>
           <w:rFonts w:asciiTheme="majorBidi" w:hAnsiTheme="majorBidi" w:cstheme="majorBidi"/>
+          <w:noProof/>
+          <w:lang w:val="en-US"/>
         </w:rPr>
         <w:drawing>
           <wp:inline distT="0" distB="0" distL="0" distR="0" wp14:anchorId="4E081FDF" wp14:editId="043F3E2E">
@@ -2709,6 +2657,8 @@
       <w:r>
         <w:rPr>
           <w:rFonts w:asciiTheme="majorBidi" w:hAnsiTheme="majorBidi" w:cstheme="majorBidi"/>
+          <w:noProof/>
+          <w:lang w:val="en-US"/>
         </w:rPr>
         <w:drawing>
           <wp:inline distT="0" distB="0" distL="0" distR="0" wp14:anchorId="37CC8CBB" wp14:editId="65FE3A3A">
@@ -2755,6 +2705,8 @@
       <w:r>
         <w:rPr>
           <w:rFonts w:asciiTheme="majorBidi" w:hAnsiTheme="majorBidi" w:cstheme="majorBidi"/>
+          <w:noProof/>
+          <w:lang w:val="en-US"/>
         </w:rPr>
         <w:drawing>
           <wp:inline distT="0" distB="0" distL="0" distR="0" wp14:anchorId="5991AAF5" wp14:editId="5BA1EF54">
@@ -2804,16 +2756,16 @@
           <w:rFonts w:asciiTheme="majorBidi" w:hAnsiTheme="majorBidi" w:cstheme="majorBidi"/>
         </w:rPr>
       </w:pPr>
-      <w:bookmarkStart w:id="0" w:name="_GoBack"/>
-      <w:bookmarkEnd w:id="0"/>
-      <w:r>
-        <w:rPr>
-          <w:rFonts w:asciiTheme="majorBidi" w:hAnsiTheme="majorBidi" w:cstheme="majorBidi"/>
+      <w:r>
+        <w:rPr>
+          <w:rFonts w:asciiTheme="majorBidi" w:hAnsiTheme="majorBidi" w:cstheme="majorBidi"/>
+          <w:noProof/>
+          <w:lang w:val="en-US"/>
         </w:rPr>
         <w:drawing>
-          <wp:inline distT="0" distB="0" distL="0" distR="0" wp14:anchorId="27BB71FA" wp14:editId="7733A8E7">
-            <wp:extent cx="3139440" cy="2466703"/>
-            <wp:effectExtent l="0" t="0" r="3810" b="0"/>
+          <wp:inline distT="0" distB="0" distL="0" distR="0" wp14:anchorId="27BB71FA" wp14:editId="10F8F4BF">
+            <wp:extent cx="2788920" cy="2191295"/>
+            <wp:effectExtent l="0" t="0" r="0" b="0"/>
             <wp:docPr id="12" name="Picture 12"/>
             <wp:cNvGraphicFramePr>
               <a:graphicFrameLocks xmlns:a="http://schemas.openxmlformats.org/drawingml/2006/main" noChangeAspect="1"/>
@@ -2834,7 +2786,7 @@
                   <pic:spPr>
                     <a:xfrm>
                       <a:off x="0" y="0"/>
-                      <a:ext cx="3148102" cy="2473509"/>
+                      <a:ext cx="2810242" cy="2208048"/>
                     </a:xfrm>
                     <a:prstGeom prst="rect">
                       <a:avLst/>
@@ -2846,6 +2798,33 @@
           </wp:inline>
         </w:drawing>
       </w:r>
+    </w:p>
+    <w:p>
+      <w:pPr>
+        <w:tabs>
+          <w:tab w:val="left" w:pos="720"/>
+        </w:tabs>
+        <w:rPr>
+          <w:rFonts w:asciiTheme="majorBidi" w:hAnsiTheme="majorBidi" w:cstheme="majorBidi"/>
+        </w:rPr>
+      </w:pPr>
+      <w:r>
+        <w:rPr>
+          <w:rFonts w:asciiTheme="majorBidi" w:hAnsiTheme="majorBidi" w:cstheme="majorBidi"/>
+        </w:rPr>
+        <w:t xml:space="preserve">Google colab Link: </w:t>
+      </w:r>
+      <w:hyperlink r:id="rId20" w:history="1">
+        <w:r>
+          <w:rPr>
+            <w:rStyle w:val="Hyperlink"/>
+            <w:rFonts w:asciiTheme="majorBidi" w:hAnsiTheme="majorBidi" w:cstheme="majorBidi"/>
+          </w:rPr>
+          <w:t>https://colab.research.google.com/drive/1hYt3QlNLtLKNdGuDiS9jdK37yi2kDRw8?usp=sharing</w:t>
+        </w:r>
+      </w:hyperlink>
+      <w:bookmarkStart w:id="0" w:name="_GoBack"/>
+      <w:bookmarkEnd w:id="0"/>
     </w:p>
     <w:sectPr>
       <w:pgSz w:w="11906" w:h="16838"/>
@@ -4858,6 +4837,15 @@
       <w14:ligatures w14:val="standardContextual"/>
     </w:rPr>
   </w:style>
+  <w:style w:type="character" w:styleId="Hyperlink">
+    <w:name w:val="Hyperlink"/>
+    <w:basedOn w:val="DefaultParagraphFont"/>
+    <w:rsid w:val="00071B41"/>
+    <w:rPr>
+      <w:color w:val="0563C1" w:themeColor="hyperlink"/>
+      <w:u w:val="single"/>
+    </w:rPr>
+  </w:style>
 </w:styles>
 </file>
 
